--- a/papers/_sources/rope_defect_topology_3d.docx
+++ b/papers/_sources/rope_defect_topology_3d.docx
@@ -61,23 +61,6 @@
           <w:szCs w:val="20"/>
         </w:rPr>
         <w:t xml:space="preserve">Global Networking Practice, NTT DATA, Charlotte, NC  ·  palmer100@gmail.com</w:t>
-      </w:r>
-    </w:p>
-    <w:p>
-      <w:pPr>
-        <w:spacing w:after="120" w:before="0" w:line="276"/>
-        <w:jc w:val="center"/>
-      </w:pPr>
-      <w:r>
-        <w:rPr>
-          <w:rFonts w:ascii="Times New Roman" w:cs="Times New Roman" w:eastAsia="Times New Roman" w:hAnsi="Times New Roman"/>
-          <w:i/>
-          <w:iCs/>
-          <w:color w:val="666666"/>
-          <w:sz w:val="18"/>
-          <w:szCs w:val="18"/>
-        </w:rPr>
-        <w:t xml:space="preserve">Programme credit: the core Rope Hypothesis is due to Bill Gaede; this work develops and formalises it.</w:t>
       </w:r>
     </w:p>
     <w:p>
@@ -3719,23 +3702,6 @@
       </w:r>
     </w:p>
     <w:p>
-      <w:pPr>
-        <w:spacing w:after="160" w:before="0" w:line="276"/>
-        <w:jc w:val="both"/>
-      </w:pPr>
-      <w:r>
-        <w:rPr>
-          <w:rFonts w:ascii="Times New Roman" w:cs="Times New Roman" w:eastAsia="Times New Roman" w:hAnsi="Times New Roman"/>
-          <w:i/>
-          <w:iCs/>
-          <w:color w:val="666666"/>
-          <w:sz w:val="20"/>
-          <w:szCs w:val="20"/>
-        </w:rPr>
-        <w:t xml:space="preserve">Programme credit: the core Rope Hypothesis is due to Bill Gaede. Computational collaboration and drafting by Claude (Anthropic). Reproducible via benchmarks/micromech/defect_topology_3d.py. Correspondence to palmer100@gmail.com.</w:t>
-      </w:r>
-    </w:p>
-    <w:p>
       <w:r>
         <w:rPr>
           <w:b/>
@@ -3770,6 +3736,7 @@
         <w:t>Defect-loop linking = integer Gauss invariant, shared with the knot/soliton sector  [benchmark: benchmarks/micromech/defect_topology_3d.py]</w:t>
       </w:r>
     </w:p>
+    <w:p/>
     <w:p>
       <w:r>
         <w:rPr>
@@ -3779,6 +3746,12 @@
       </w:r>
       <w:r>
         <w:t>EM flux tubes as defect lines vs smooth winding</w:t>
+      </w:r>
+    </w:p>
+    <w:p/>
+    <w:p>
+      <w:r>
+        <w:t>Programme credit: the core Rope Hypothesis is due to Bill Gaede; this work develops and formalises it. Computational collaboration and drafting by Claude (Anthropic). Correspondence to palmer100@gmail.com.</w:t>
       </w:r>
     </w:p>
     <w:sectPr>

--- a/papers/_sources/rope_defect_topology_3d.docx
+++ b/papers/_sources/rope_defect_topology_3d.docx
@@ -45,7 +45,7 @@
           <w:sz w:val="22"/>
           <w:szCs w:val="22"/>
         </w:rPr>
-        <w:t xml:space="preserve">Mark Palmer  ·  with computational collaboration by Claude (Anthropic)</w:t>
+        <w:t xml:space="preserve">Mark Palmer · with computational collaboration by Claude (Anthropic)</w:t>
       </w:r>
     </w:p>
     <w:p>
@@ -60,7 +60,7 @@
           <w:sz w:val="20"/>
           <w:szCs w:val="20"/>
         </w:rPr>
-        <w:t xml:space="preserve">Global Networking Practice, NTT DATA, Charlotte, NC  ·  palmer100@gmail.com</w:t>
+        <w:t xml:space="preserve">Charlotte, NC · palmer100@gmail.com</w:t>
       </w:r>
     </w:p>
     <w:p>

--- a/papers/_sources/rope_defect_topology_3d.docx
+++ b/papers/_sources/rope_defect_topology_3d.docx
@@ -88,6 +88,20 @@
           <w:szCs w:val="22"/>
         </w:rPr>
         <w:t xml:space="preserve"/>
+      </w:r>
+    </w:p>
+    <w:p>
+      <w:pPr>
+        <w:spacing w:after="160" w:before="0" w:line="276"/>
+        <w:jc w:val="both"/>
+      </w:pPr>
+      <w:r>
+        <w:rPr>
+          <w:rFonts w:ascii="Times New Roman" w:cs="Times New Roman" w:eastAsia="Times New Roman" w:hAnsi="Times New Roman"/>
+          <w:sz w:val="24"/>
+          <w:szCs w:val="24"/>
+        </w:rPr>
+        <w:t xml:space="preserve">Naming note (5 September 2026). This programme is now the Mesh Programme and the theory it develops the mesh framework; 'the rope framework' in earlier revisions reads 'the mesh framework'. 'Rope' remains the name of the two-strand wound object, and the Rope Hypothesis credited to Bill Gaede keeps its name. Identifiers (repository, rope_solver, file names, claim IDs) are unchanged.</w:t>
       </w:r>
     </w:p>
     <w:p>
@@ -118,7 +132,7 @@
           <w:sz w:val="24"/>
           <w:szCs w:val="24"/>
         </w:rPr>
-        <w:t xml:space="preserve">The defect-theory paper treated the rope orientation field’s topological defects, but it was honestly planar: point vortices, logarithmic pair energy, and Berezinskii–Kosterlitz–Thouless physics all live in two dimensions. The rope programme is 3+1 dimensional and already carries a knot/linking sector, so the natural completion — and the gap the 2D paper left — is the three-dimensional theory, which this paper develops. In 3D the point vortex becomes a vortex LINE, whose planar energy πK ln(R/a) is now an energy per unit length (a line tension), and lines close into LOOPS. The central new structure is that two defect loops carry an integer LINKING NUMBER — and it is exactly the invariant the soliton sector already computes: using the shipping linking machinery, two linked defect loops return |Lk| = 1 and unlinked loops 0, so the defect sector and the knot sector share one topological invariant. We give a homotopy taxonomy of which defects an S¹ orientation field admits in 3D — line defects and their loops EXIST (π₁(S¹) = ℤ), while domain walls (π₀ = 0) and point monopoles (π₂ = 0) do NOT — a clean structural prediction that also reinforces the programme’s standing refusal to posit monopoles. Loop linking is conserved under reconnection, and an isolated loop’s self-energy grows with its size, so loops shrink and annihilate. All five results are reproducibly computed (benchmarks/micromech/defect_topology_3d.py, 5/5), the linking check running on the same code that backs the knot programme. As throughout the defect sector, the treatment is classical and topological; no identification with physical particles is claimed.</w:t>
+        <w:t xml:space="preserve">The defect-theory paper treated the rope orientation field’s topological defects, but it was honestly planar: point vortices, logarithmic pair energy, and Berezinskii–Kosterlitz–Thouless physics all live in two dimensions. The mesh programme is 3+1 dimensional and already carries a knot/linking sector, so the natural completion — and the gap the 2D paper left — is the three-dimensional theory, which this paper develops. In 3D the point vortex becomes a vortex LINE, whose planar energy πK ln(R/a) is now an energy per unit length (a line tension), and lines close into LOOPS. The central new structure is that two defect loops carry an integer LINKING NUMBER — and it is exactly the invariant the soliton sector already computes: using the shipping linking machinery, two linked defect loops return |Lk| = 1 and unlinked loops 0, so the defect sector and the knot sector share one topological invariant. We give a homotopy taxonomy of which defects an S¹ orientation field admits in 3D — line defects and their loops EXIST (π₁(S¹) = ℤ), while domain walls (π₀ = 0) and point monopoles (π₂ = 0) do NOT — a clean structural prediction that also reinforces the programme’s standing refusal to posit monopoles. Loop linking is conserved under reconnection, and an isolated loop’s self-energy grows with its size, so loops shrink and annihilate. All five results are reproducibly computed (benchmarks/micromech/defect_topology_3d.py, 5/5), the linking check running on the same code that backs the knot programme. As throughout the defect sector, the treatment is classical and topological; no identification with physical particles is claimed.</w:t>
       </w:r>
     </w:p>
     <w:p>
